--- a/deliverables/PREA_Briefing_Package.docx
+++ b/deliverables/PREA_Briefing_Package.docx
@@ -607,19 +607,19 @@
                 <w:sz w:val="24"/>
                 <w:szCs w:val="24"/>
               </w:rPr>
-              <w:t xml:space="preserve">Produce OO 1354 on separation</w:t>
-            </w:r>
-            <w:r>
-              <w:rPr>
-                <w:b w:val="false"/>
-                <w:bCs w:val="false"/>
-                <w:i w:val="false"/>
-                <w:iCs w:val="false"/>
-                <w:color w:val="1A1A1A"/>
-                <w:sz w:val="24"/>
-                <w:szCs w:val="24"/>
-              </w:rPr>
-              <w:t xml:space="preserve">, the orientation handbook, and the hiring and contractor screening procedures. Several findings may close on production rather than on remediation.</w:t>
+              <w:t xml:space="preserve">Produce the PREA Policy itself, OO 1354 on separation</w:t>
+            </w:r>
+            <w:r>
+              <w:rPr>
+                <w:b w:val="false"/>
+                <w:bCs w:val="false"/>
+                <w:i w:val="false"/>
+                <w:iCs w:val="false"/>
+                <w:color w:val="1A1A1A"/>
+                <w:sz w:val="24"/>
+                <w:szCs w:val="24"/>
+              </w:rPr>
+              <w:t xml:space="preserve">, the orientation handbook, and the hiring and contractor screening procedures. Several findings may close on production rather than on remediation. The PREA Policy is the most valuable of the four: three of the drafted amendments are written against it, and until it is produced those three rest on a reconstruction of what it says rather than on its real words.</w:t>
             </w:r>
           </w:p>
           <w:p>

--- a/deliverables/PREA_Briefing_Package.docx
+++ b/deliverables/PREA_Briefing_Package.docx
@@ -136,7 +136,7 @@
           <w:sz w:val="24"/>
           <w:szCs w:val="24"/>
         </w:rPr>
-        <w:t xml:space="preserve">Gap register Revision 10, 91 requirements assessed against 17 departmental documents.</w:t>
+        <w:t xml:space="preserve">Gap register Revision 11, 91 requirements assessed against 17 departmental documents.</w:t>
       </w:r>
     </w:p>
     <w:p>
@@ -460,7 +460,7 @@
                 <w:sz w:val="24"/>
                 <w:szCs w:val="24"/>
               </w:rPr>
-              <w:t xml:space="preserve"> Blocks recommended change 8, and our own order already routes work to the position.</w:t>
+              <w:t xml:space="preserve"> Our own order already sends work to that position.</w:t>
             </w:r>
           </w:p>
           <w:p>
@@ -501,19 +501,19 @@
                 <w:sz w:val="24"/>
                 <w:szCs w:val="24"/>
               </w:rPr>
-              <w:t xml:space="preserve">Decide who conducts youth on youth administrative investigations</w:t>
-            </w:r>
-            <w:r>
-              <w:rPr>
-                <w:b w:val="false"/>
-                <w:bCs w:val="false"/>
-                <w:i w:val="false"/>
-                <w:iCs w:val="false"/>
-                <w:color w:val="1A1A1A"/>
-                <w:sz w:val="24"/>
-                <w:szCs w:val="24"/>
-              </w:rPr>
-              <w:t xml:space="preserve"> in the band below sexual assault. Not written anywhere. It is the one answer the supervisor materials cannot supply for themselves.</w:t>
+              <w:t xml:space="preserve">Decide who investigates youth on youth cases</w:t>
+            </w:r>
+            <w:r>
+              <w:rPr>
+                <w:b w:val="false"/>
+                <w:bCs w:val="false"/>
+                <w:i w:val="false"/>
+                <w:iCs w:val="false"/>
+                <w:color w:val="1A1A1A"/>
+                <w:sz w:val="24"/>
+                <w:szCs w:val="24"/>
+              </w:rPr>
+              <w:t xml:space="preserve"> below the level of sexual assault. It is not written down anywhere.</w:t>
             </w:r>
           </w:p>
           <w:p>
@@ -554,19 +554,19 @@
                 <w:sz w:val="24"/>
                 <w:szCs w:val="24"/>
               </w:rPr>
-              <w:t xml:space="preserve">Produce the rosters and post assignments.</w:t>
-            </w:r>
-            <w:r>
-              <w:rPr>
-                <w:b w:val="false"/>
-                <w:bCs w:val="false"/>
-                <w:i w:val="false"/>
-                <w:iCs w:val="false"/>
-                <w:color w:val="1A1A1A"/>
-                <w:sz w:val="24"/>
-                <w:szCs w:val="24"/>
-              </w:rPr>
-              <w:t xml:space="preserve"> Settles whether the staffing finding is a real gap or a documentation gap, and unblocks change 9.</w:t>
+              <w:t xml:space="preserve">Send WIC 625.6(d) to County Counsel.</w:t>
+            </w:r>
+            <w:r>
+              <w:rPr>
+                <w:b w:val="false"/>
+                <w:bCs w:val="false"/>
+                <w:i w:val="false"/>
+                <w:iCs w:val="false"/>
+                <w:color w:val="1A1A1A"/>
+                <w:sz w:val="24"/>
+                <w:szCs w:val="24"/>
+              </w:rPr>
+              <w:t xml:space="preserve"> It decides whether the interrogation finding is a violation we are carrying or a good practice we should adopt anyway.</w:t>
             </w:r>
           </w:p>
           <w:p>
@@ -607,19 +607,19 @@
                 <w:sz w:val="24"/>
                 <w:szCs w:val="24"/>
               </w:rPr>
-              <w:t xml:space="preserve">Produce the PREA Policy itself, OO 1354 on separation</w:t>
-            </w:r>
-            <w:r>
-              <w:rPr>
-                <w:b w:val="false"/>
-                <w:bCs w:val="false"/>
-                <w:i w:val="false"/>
-                <w:iCs w:val="false"/>
-                <w:color w:val="1A1A1A"/>
-                <w:sz w:val="24"/>
-                <w:szCs w:val="24"/>
-              </w:rPr>
-              <w:t xml:space="preserve">, the orientation handbook, and the hiring and contractor screening procedures. Several findings may close on production rather than on remediation. The PREA Policy is the most valuable of the four: three of the drafted amendments are written against it, and until it is produced those three rest on a reconstruction of what it says rather than on its real words.</w:t>
+              <w:t xml:space="preserve">Give us the rosters and post assignments.</w:t>
+            </w:r>
+            <w:r>
+              <w:rPr>
+                <w:b w:val="false"/>
+                <w:bCs w:val="false"/>
+                <w:i w:val="false"/>
+                <w:iCs w:val="false"/>
+                <w:color w:val="1A1A1A"/>
+                <w:sz w:val="24"/>
+                <w:szCs w:val="24"/>
+              </w:rPr>
+              <w:t xml:space="preserve"> They settle whether our staffing finding is a real gap or a paperwork gap.</w:t>
             </w:r>
           </w:p>
           <w:p>
@@ -660,19 +660,19 @@
                 <w:sz w:val="24"/>
                 <w:szCs w:val="24"/>
               </w:rPr>
-              <w:t xml:space="preserve">Confirm whether the county has designated Probation to receive mandated reports</w:t>
-            </w:r>
-            <w:r>
-              <w:rPr>
-                <w:b w:val="false"/>
-                <w:bCs w:val="false"/>
-                <w:i w:val="false"/>
-                <w:iCs w:val="false"/>
-                <w:color w:val="1A1A1A"/>
-                <w:sz w:val="24"/>
-                <w:szCs w:val="24"/>
-              </w:rPr>
-              <w:t xml:space="preserve"> under PC 11165.9. One paragraph of a drafted redline depends on it.</w:t>
+              <w:t xml:space="preserve">Produce five documents:</w:t>
+            </w:r>
+            <w:r>
+              <w:rPr>
+                <w:b w:val="false"/>
+                <w:bCs w:val="false"/>
+                <w:i w:val="false"/>
+                <w:iCs w:val="false"/>
+                <w:color w:val="1A1A1A"/>
+                <w:sz w:val="24"/>
+                <w:szCs w:val="24"/>
+              </w:rPr>
+              <w:t xml:space="preserve"> the PREA Policy itself, OO 1354 on separation, the resident handbook, and the hiring and contractor screening procedures. Some findings close on handing the document over, with nothing else to fix. The PREA Policy matters most: three of the written amendments are aimed at it, and until we see it those three are written against our best reconstruction of what it says rather than its real words.</w:t>
             </w:r>
           </w:p>
           <w:p>
@@ -713,19 +713,19 @@
                 <w:sz w:val="24"/>
                 <w:szCs w:val="24"/>
               </w:rPr>
-              <w:t xml:space="preserve">Owners and target dates for the 22 critical rows.</w:t>
-            </w:r>
-            <w:r>
-              <w:rPr>
-                <w:b w:val="false"/>
-                <w:bCs w:val="false"/>
-                <w:i w:val="false"/>
-                <w:iCs w:val="false"/>
-                <w:color w:val="1A1A1A"/>
-                <w:sz w:val="24"/>
-                <w:szCs w:val="24"/>
-              </w:rPr>
-              <w:t xml:space="preserve"> The register has the columns and they are empty by design, because they are the department's to fill.</w:t>
+              <w:t xml:space="preserve">Confirm whether the county has named Probation</w:t>
+            </w:r>
+            <w:r>
+              <w:rPr>
+                <w:b w:val="false"/>
+                <w:bCs w:val="false"/>
+                <w:i w:val="false"/>
+                <w:iCs w:val="false"/>
+                <w:color w:val="1A1A1A"/>
+                <w:sz w:val="24"/>
+                <w:szCs w:val="24"/>
+              </w:rPr>
+              <w:t xml:space="preserve"> as an agency that receives mandated child abuse reports. One paragraph of a drafted amendment depends on it.</w:t>
             </w:r>
           </w:p>
           <w:p>
@@ -766,19 +766,72 @@
                 <w:sz w:val="24"/>
                 <w:szCs w:val="24"/>
               </w:rPr>
-              <w:t xml:space="preserve">Approve the PREA Policy rewrite</w:t>
-            </w:r>
-            <w:r>
-              <w:rPr>
-                <w:b w:val="false"/>
-                <w:bCs w:val="false"/>
-                <w:i w:val="false"/>
-                <w:iCs w:val="false"/>
-                <w:color w:val="1A1A1A"/>
-                <w:sz w:val="24"/>
-                <w:szCs w:val="24"/>
-              </w:rPr>
-              <w:t xml:space="preserve"> rather than a further round of item by item amendments, and put the 15 CCR 1324 biennial review on a calendar.</w:t>
+              <w:t xml:space="preserve">Put a name and a date against each of the 22 critical items.</w:t>
+            </w:r>
+            <w:r>
+              <w:rPr>
+                <w:b w:val="false"/>
+                <w:bCs w:val="false"/>
+                <w:i w:val="false"/>
+                <w:iCs w:val="false"/>
+                <w:color w:val="1A1A1A"/>
+                <w:sz w:val="24"/>
+                <w:szCs w:val="24"/>
+              </w:rPr>
+              <w:t xml:space="preserve"> The register has the columns and they are empty on purpose, because they are yours to fill.</w:t>
+            </w:r>
+          </w:p>
+          <w:p>
+            <w:pPr>
+              <w:spacing w:after="90" w:before="90" w:line="272"/>
+            </w:pPr>
+            <w:r>
+              <w:rPr>
+                <w:b/>
+                <w:bCs/>
+                <w:i w:val="false"/>
+                <w:iCs w:val="false"/>
+                <w:color w:val="1A1A1A"/>
+                <w:sz w:val="24"/>
+                <w:szCs w:val="24"/>
+              </w:rPr>
+              <w:t xml:space="preserve">8.  </w:t>
+            </w:r>
+            <w:r>
+              <w:rPr>
+                <w:b w:val="false"/>
+                <w:bCs w:val="false"/>
+                <w:i w:val="false"/>
+                <w:iCs w:val="false"/>
+                <w:color w:val="1A1A1A"/>
+                <w:sz w:val="24"/>
+                <w:szCs w:val="24"/>
+              </w:rPr>
+              <w:t xml:space="preserve"/>
+            </w:r>
+            <w:r>
+              <w:rPr>
+                <w:b/>
+                <w:bCs/>
+                <w:i w:val="false"/>
+                <w:iCs w:val="false"/>
+                <w:color w:val="1A1A1A"/>
+                <w:sz w:val="24"/>
+                <w:szCs w:val="24"/>
+              </w:rPr>
+              <w:t xml:space="preserve">Approve rewriting the PREA Policy</w:t>
+            </w:r>
+            <w:r>
+              <w:rPr>
+                <w:b w:val="false"/>
+                <w:bCs w:val="false"/>
+                <w:i w:val="false"/>
+                <w:iCs w:val="false"/>
+                <w:color w:val="1A1A1A"/>
+                <w:sz w:val="24"/>
+                <w:szCs w:val="24"/>
+              </w:rPr>
+              <w:t xml:space="preserve"> instead of another round of patches, and put the two year review on a calendar.</w:t>
             </w:r>
           </w:p>
         </w:tc>
@@ -1758,7 +1811,7 @@
           <w:sz w:val="24"/>
           <w:szCs w:val="24"/>
         </w:rPr>
-        <w:t xml:space="preserve">Seven documents. Every one is generated from the register or from a single source file, so none of them is hand-maintained and none can drift out of step with the others. Do not edit them in Word: the next build overwrites the edit, and in the meantime the document is internally inconsistent.</w:t>
+        <w:t xml:space="preserve">Eight documents. Every one is generated from the register or from a single source file, so none is hand-maintained and none can drift out of step with the others. Do not edit them in Word: the next build overwrites the edit, and in the meantime the document is internally inconsistent. The one exception is Attachment H, which is meant to be worked on in Word: accepting and rejecting its tracked changes is the point of it, and that copy is the department's.</w:t>
       </w:r>
     </w:p>
     <w:tbl>
@@ -2333,7 +2386,7 @@
                 <w:sz w:val="24"/>
                 <w:szCs w:val="24"/>
               </w:rPr>
-              <w:t xml:space="preserve">128</w:t>
+              <w:t xml:space="preserve">129</w:t>
             </w:r>
           </w:p>
         </w:tc>
@@ -2449,7 +2502,7 @@
                 <w:sz w:val="24"/>
                 <w:szCs w:val="24"/>
               </w:rPr>
-              <w:t xml:space="preserve">158</w:t>
+              <w:t xml:space="preserve">159</w:t>
             </w:r>
           </w:p>
         </w:tc>
@@ -2565,7 +2618,7 @@
                 <w:sz w:val="24"/>
                 <w:szCs w:val="24"/>
               </w:rPr>
-              <w:t xml:space="preserve">160</w:t>
+              <w:t xml:space="preserve">161</w:t>
             </w:r>
           </w:p>
         </w:tc>
@@ -2681,7 +2734,7 @@
                 <w:sz w:val="24"/>
                 <w:szCs w:val="24"/>
               </w:rPr>
-              <w:t xml:space="preserve">165</w:t>
+              <w:t xml:space="preserve">166</w:t>
             </w:r>
           </w:p>
         </w:tc>
@@ -2710,6 +2763,122 @@
                 <w:szCs w:val="24"/>
               </w:rPr>
               <w:t xml:space="preserve">Whoever answers the staffing question.</w:t>
+            </w:r>
+          </w:p>
+        </w:tc>
+      </w:tr>
+      <w:tr>
+        <w:tc>
+          <w:tcPr>
+            <w:tcW w:type="dxa" w:w="820"/>
+            <w:tcMar>
+              <w:top w:type="dxa" w:w="60"/>
+              <w:left w:type="dxa" w:w="100"/>
+              <w:bottom w:type="dxa" w:w="60"/>
+              <w:right w:type="dxa" w:w="100"/>
+            </w:tcMar>
+          </w:tcPr>
+          <w:p>
+            <w:pPr>
+              <w:spacing w:after="40" w:before="40" w:line="240"/>
+              <w:jc w:val="center"/>
+            </w:pPr>
+            <w:r>
+              <w:rPr>
+                <w:b w:val="false"/>
+                <w:bCs w:val="false"/>
+                <w:i w:val="false"/>
+                <w:iCs w:val="false"/>
+                <w:color w:val="1A1A1A"/>
+                <w:sz w:val="24"/>
+                <w:szCs w:val="24"/>
+              </w:rPr>
+              <w:t xml:space="preserve">H</w:t>
+            </w:r>
+          </w:p>
+        </w:tc>
+        <w:tc>
+          <w:tcPr>
+            <w:tcW w:type="dxa" w:w="3760"/>
+            <w:tcMar>
+              <w:top w:type="dxa" w:w="60"/>
+              <w:left w:type="dxa" w:w="100"/>
+              <w:bottom w:type="dxa" w:w="60"/>
+              <w:right w:type="dxa" w:w="100"/>
+            </w:tcMar>
+          </w:tcPr>
+          <w:p>
+            <w:pPr>
+              <w:spacing w:after="40" w:before="40" w:line="240"/>
+            </w:pPr>
+            <w:r>
+              <w:rPr>
+                <w:b w:val="false"/>
+                <w:bCs w:val="false"/>
+                <w:i w:val="false"/>
+                <w:iCs w:val="false"/>
+                <w:color w:val="1A1A1A"/>
+                <w:sz w:val="24"/>
+                <w:szCs w:val="24"/>
+              </w:rPr>
+              <w:t xml:space="preserve">OO 1453 with the fixes marked</w:t>
+            </w:r>
+          </w:p>
+        </w:tc>
+        <w:tc>
+          <w:tcPr>
+            <w:tcW w:type="dxa" w:w="900"/>
+            <w:tcMar>
+              <w:top w:type="dxa" w:w="60"/>
+              <w:left w:type="dxa" w:w="100"/>
+              <w:bottom w:type="dxa" w:w="60"/>
+              <w:right w:type="dxa" w:w="100"/>
+            </w:tcMar>
+          </w:tcPr>
+          <w:p>
+            <w:pPr>
+              <w:spacing w:after="40" w:before="40" w:line="240"/>
+              <w:jc w:val="center"/>
+            </w:pPr>
+            <w:r>
+              <w:rPr>
+                <w:b w:val="false"/>
+                <w:bCs w:val="false"/>
+                <w:i w:val="false"/>
+                <w:iCs w:val="false"/>
+                <w:color w:val="1A1A1A"/>
+                <w:sz w:val="24"/>
+                <w:szCs w:val="24"/>
+              </w:rPr>
+              <w:t xml:space="preserve">168</w:t>
+            </w:r>
+          </w:p>
+        </w:tc>
+        <w:tc>
+          <w:tcPr>
+            <w:tcW w:type="dxa" w:w="4600"/>
+            <w:tcMar>
+              <w:top w:type="dxa" w:w="60"/>
+              <w:left w:type="dxa" w:w="100"/>
+              <w:bottom w:type="dxa" w:w="60"/>
+              <w:right w:type="dxa" w:w="100"/>
+            </w:tcMar>
+          </w:tcPr>
+          <w:p>
+            <w:pPr>
+              <w:spacing w:after="40" w:before="40" w:line="240"/>
+            </w:pPr>
+            <w:r>
+              <w:rPr>
+                <w:b w:val="false"/>
+                <w:bCs w:val="false"/>
+                <w:i w:val="false"/>
+                <w:iCs w:val="false"/>
+                <w:color w:val="1A1A1A"/>
+                <w:sz w:val="24"/>
+                <w:szCs w:val="24"/>
+              </w:rPr>
+              <w:t xml:space="preserve">Policy revision, County Counsel, and anyone who wants to see the actual words change rather than read about it.</w:t>
             </w:r>
           </w:p>
         </w:tc>
@@ -3178,6 +3347,93 @@
           <w:szCs w:val="24"/>
         </w:rPr>
         <w:t xml:space="preserve">The staffing finding cannot be called either way until rosters are produced. The state floor sits at the department's written ratio, so the gap may be documentation rather than staffing. That is a materially different conversation and it is cheap to settle.</w:t>
+      </w:r>
+    </w:p>
+    <w:p>
+      <w:pPr>
+        <w:pStyle w:val="Heading2"/>
+      </w:pPr>
+      <w:r>
+        <w:rPr>
+          <w:b/>
+          <w:bCs/>
+          <w:i w:val="false"/>
+          <w:iCs w:val="false"/>
+          <w:color w:val="1A1A1A"/>
+          <w:sz w:val="30"/>
+          <w:szCs w:val="30"/>
+        </w:rPr>
+        <w:t xml:space="preserve">Attachment H.  </w:t>
+      </w:r>
+      <w:r>
+        <w:rPr>
+          <w:b/>
+          <w:bCs/>
+          <w:i w:val="false"/>
+          <w:iCs w:val="false"/>
+          <w:color w:val="1A1A1A"/>
+          <w:sz w:val="30"/>
+          <w:szCs w:val="30"/>
+        </w:rPr>
+        <w:t xml:space="preserve">OO 1453 with the fixes marked</w:t>
+      </w:r>
+    </w:p>
+    <w:p>
+      <w:pPr>
+        <w:spacing w:after="140" w:line="276"/>
+      </w:pPr>
+      <w:r>
+        <w:rPr>
+          <w:b w:val="false"/>
+          <w:bCs w:val="false"/>
+          <w:i w:val="false"/>
+          <w:iCs w:val="false"/>
+          <w:color w:val="1A1A1A"/>
+          <w:sz w:val="24"/>
+          <w:szCs w:val="24"/>
+        </w:rPr>
+        <w:t xml:space="preserve">The Sexual Assault order itself, with the proposed amendments shown as Word tracked changes. Struck text is what comes out, underlined text is what goes in. Open it in Word, use Review, and accept or reject each change one at a time. Accepting them all leaves a clean amended order.</w:t>
+      </w:r>
+    </w:p>
+    <w:p>
+      <w:pPr>
+        <w:spacing w:after="160" w:line="268"/>
+      </w:pPr>
+      <w:r>
+        <w:rPr>
+          <w:b w:val="false"/>
+          <w:bCs w:val="false"/>
+          <w:i/>
+          <w:iCs/>
+          <w:color w:val="1A1A1A"/>
+          <w:sz w:val="24"/>
+          <w:szCs w:val="24"/>
+        </w:rPr>
+        <w:t xml:space="preserve">The base text is the order's own words, transcribed from the PDF produced to this review. Two paragraphs are amended: I.A.6 for the youth interrogation statutes (change 8) and I.A.9 for the child abuse reporting deadline (change 3). Three further defects are recorded in its notes and deliberately not amended, because the fix for those is not a change of wording. </w:t>
+      </w:r>
+      <w:r>
+        <w:rPr>
+          <w:b/>
+          <w:bCs/>
+          <w:i/>
+          <w:iCs/>
+          <w:color w:val="1A1A1A"/>
+          <w:sz w:val="24"/>
+          <w:szCs w:val="24"/>
+        </w:rPr>
+        <w:t xml:space="preserve">Read its Before adoption page first: one open legal question has to go to County Counsel before any of it is relied on.</w:t>
+      </w:r>
+      <w:r>
+        <w:rPr>
+          <w:b w:val="false"/>
+          <w:bCs w:val="false"/>
+          <w:i/>
+          <w:iCs/>
+          <w:color w:val="1A1A1A"/>
+          <w:sz w:val="24"/>
+          <w:szCs w:val="24"/>
+        </w:rPr>
+        <w:t xml:space="preserve"/>
       </w:r>
     </w:p>
     <w:p>
@@ -3722,7 +3978,7 @@
           <w:sz w:val="24"/>
           <w:szCs w:val="24"/>
         </w:rPr>
-        <w:t xml:space="preserve">Generated from drafts/briefing-package.json by npm run package, from gap register Revision 10. Do not hand-edit.</w:t>
+        <w:t xml:space="preserve">Generated from drafts/briefing-package.json by npm run package, from gap register Revision 11. Do not hand-edit.</w:t>
       </w:r>
     </w:p>
     <w:sectPr>

--- a/deliverables/PREA_Briefing_Package.docx
+++ b/deliverables/PREA_Briefing_Package.docx
@@ -672,7 +672,7 @@
                 <w:sz w:val="24"/>
                 <w:szCs w:val="24"/>
               </w:rPr>
-              <w:t xml:space="preserve"> the PREA Policy itself, OO 1354 on separation, the resident handbook, and the hiring and contractor screening procedures. Some findings close on handing the document over, with nothing else to fix. The PREA Policy matters most: three of the written amendments are aimed at it, and until we see it those three are written against our best reconstruction of what it says rather than its real words.</w:t>
+              <w:t xml:space="preserve"> the PREA Policy itself, OO 1354 on separation, the resident handbook, the hiring procedure, and the contractor and volunteer screening procedure. Some findings close on handing the document over, with nothing else to fix. The PREA Policy matters most: three of the written amendments are aimed at it, and until we see it those three are written against our best reconstruction of what it says rather than its real words.</w:t>
             </w:r>
           </w:p>
           <w:p>
@@ -3805,19 +3805,19 @@
           <w:sz w:val="24"/>
           <w:szCs w:val="24"/>
         </w:rPr>
-        <w:t xml:space="preserve">Five documents the review asked for and has not received.</w:t>
-      </w:r>
-      <w:r>
-        <w:rPr>
-          <w:b w:val="false"/>
-          <w:bCs w:val="false"/>
-          <w:i w:val="false"/>
-          <w:iCs w:val="false"/>
-          <w:color w:val="1A1A1A"/>
-          <w:sz w:val="24"/>
-          <w:szCs w:val="24"/>
-        </w:rPr>
-        <w:t xml:space="preserve"> Several findings may close on production rather than on any remediation, so producing them is the cheapest work available: the separation order OO 1354, the PREA Policy itself, the Resident Orientation Handbook, the hiring and contractor screening procedures, and staffing rosters with post assignments.</w:t>
+        <w:t xml:space="preserve">Six documents the review asked for and has not received.</w:t>
+      </w:r>
+      <w:r>
+        <w:rPr>
+          <w:b w:val="false"/>
+          <w:bCs w:val="false"/>
+          <w:i w:val="false"/>
+          <w:iCs w:val="false"/>
+          <w:color w:val="1A1A1A"/>
+          <w:sz w:val="24"/>
+          <w:szCs w:val="24"/>
+        </w:rPr>
+        <w:t xml:space="preserve"> Several findings may close on production rather than on any remediation, so producing them is the cheapest work available: the PREA Policy itself, the separation order OO 1354, the Resident Orientation Handbook, the hiring procedure, the contractor and volunteer screening procedure, and staffing rosters with post assignments.</w:t>
       </w:r>
     </w:p>
     <w:p>

--- a/deliverables/PREA_Briefing_Package.docx
+++ b/deliverables/PREA_Briefing_Package.docx
@@ -2038,7 +2038,7 @@
                 <w:sz w:val="24"/>
                 <w:szCs w:val="24"/>
               </w:rPr>
-              <w:t xml:space="preserve">9</w:t>
+              <w:t xml:space="preserve">10</w:t>
             </w:r>
           </w:p>
         </w:tc>
@@ -2154,7 +2154,7 @@
                 <w:sz w:val="24"/>
                 <w:szCs w:val="24"/>
               </w:rPr>
-              <w:t xml:space="preserve">27</w:t>
+              <w:t xml:space="preserve">28</w:t>
             </w:r>
           </w:p>
         </w:tc>
@@ -2270,7 +2270,7 @@
                 <w:sz w:val="24"/>
                 <w:szCs w:val="24"/>
               </w:rPr>
-              <w:t xml:space="preserve">49</w:t>
+              <w:t xml:space="preserve">50</w:t>
             </w:r>
           </w:p>
         </w:tc>
@@ -2386,7 +2386,7 @@
                 <w:sz w:val="24"/>
                 <w:szCs w:val="24"/>
               </w:rPr>
-              <w:t xml:space="preserve">129</w:t>
+              <w:t xml:space="preserve">130</w:t>
             </w:r>
           </w:p>
         </w:tc>
@@ -2502,7 +2502,7 @@
                 <w:sz w:val="24"/>
                 <w:szCs w:val="24"/>
               </w:rPr>
-              <w:t xml:space="preserve">159</w:t>
+              <w:t xml:space="preserve">160</w:t>
             </w:r>
           </w:p>
         </w:tc>
@@ -2618,7 +2618,7 @@
                 <w:sz w:val="24"/>
                 <w:szCs w:val="24"/>
               </w:rPr>
-              <w:t xml:space="preserve">161</w:t>
+              <w:t xml:space="preserve">162</w:t>
             </w:r>
           </w:p>
         </w:tc>
@@ -2734,7 +2734,7 @@
                 <w:sz w:val="24"/>
                 <w:szCs w:val="24"/>
               </w:rPr>
-              <w:t xml:space="preserve">166</w:t>
+              <w:t xml:space="preserve">167</w:t>
             </w:r>
           </w:p>
         </w:tc>
@@ -2850,7 +2850,7 @@
                 <w:sz w:val="24"/>
                 <w:szCs w:val="24"/>
               </w:rPr>
-              <w:t xml:space="preserve">168</w:t>
+              <w:t xml:space="preserve">169</w:t>
             </w:r>
           </w:p>
         </w:tc>
@@ -2879,6 +2879,122 @@
                 <w:szCs w:val="24"/>
               </w:rPr>
               <w:t xml:space="preserve">Policy revision, County Counsel, and anyone who wants to see the actual words change rather than read about it.</w:t>
+            </w:r>
+          </w:p>
+        </w:tc>
+      </w:tr>
+      <w:tr>
+        <w:tc>
+          <w:tcPr>
+            <w:tcW w:type="dxa" w:w="820"/>
+            <w:tcMar>
+              <w:top w:type="dxa" w:w="60"/>
+              <w:left w:type="dxa" w:w="100"/>
+              <w:bottom w:type="dxa" w:w="60"/>
+              <w:right w:type="dxa" w:w="100"/>
+            </w:tcMar>
+          </w:tcPr>
+          <w:p>
+            <w:pPr>
+              <w:spacing w:after="40" w:before="40" w:line="240"/>
+              <w:jc w:val="center"/>
+            </w:pPr>
+            <w:r>
+              <w:rPr>
+                <w:b w:val="false"/>
+                <w:bCs w:val="false"/>
+                <w:i w:val="false"/>
+                <w:iCs w:val="false"/>
+                <w:color w:val="1A1A1A"/>
+                <w:sz w:val="24"/>
+                <w:szCs w:val="24"/>
+              </w:rPr>
+              <w:t xml:space="preserve">I</w:t>
+            </w:r>
+          </w:p>
+        </w:tc>
+        <w:tc>
+          <w:tcPr>
+            <w:tcW w:type="dxa" w:w="3760"/>
+            <w:tcMar>
+              <w:top w:type="dxa" w:w="60"/>
+              <w:left w:type="dxa" w:w="100"/>
+              <w:bottom w:type="dxa" w:w="60"/>
+              <w:right w:type="dxa" w:w="100"/>
+            </w:tcMar>
+          </w:tcPr>
+          <w:p>
+            <w:pPr>
+              <w:spacing w:after="40" w:before="40" w:line="240"/>
+            </w:pPr>
+            <w:r>
+              <w:rPr>
+                <w:b w:val="false"/>
+                <w:bCs w:val="false"/>
+                <w:i w:val="false"/>
+                <w:iCs w:val="false"/>
+                <w:color w:val="1A1A1A"/>
+                <w:sz w:val="24"/>
+                <w:szCs w:val="24"/>
+              </w:rPr>
+              <w:t xml:space="preserve">OO 1352, the provisions that change</w:t>
+            </w:r>
+          </w:p>
+        </w:tc>
+        <w:tc>
+          <w:tcPr>
+            <w:tcW w:type="dxa" w:w="900"/>
+            <w:tcMar>
+              <w:top w:type="dxa" w:w="60"/>
+              <w:left w:type="dxa" w:w="100"/>
+              <w:bottom w:type="dxa" w:w="60"/>
+              <w:right w:type="dxa" w:w="100"/>
+            </w:tcMar>
+          </w:tcPr>
+          <w:p>
+            <w:pPr>
+              <w:spacing w:after="40" w:before="40" w:line="240"/>
+              <w:jc w:val="center"/>
+            </w:pPr>
+            <w:r>
+              <w:rPr>
+                <w:b w:val="false"/>
+                <w:bCs w:val="false"/>
+                <w:i w:val="false"/>
+                <w:iCs w:val="false"/>
+                <w:color w:val="1A1A1A"/>
+                <w:sz w:val="24"/>
+                <w:szCs w:val="24"/>
+              </w:rPr>
+              <w:t xml:space="preserve">176</w:t>
+            </w:r>
+          </w:p>
+        </w:tc>
+        <w:tc>
+          <w:tcPr>
+            <w:tcW w:type="dxa" w:w="4600"/>
+            <w:tcMar>
+              <w:top w:type="dxa" w:w="60"/>
+              <w:left w:type="dxa" w:w="100"/>
+              <w:bottom w:type="dxa" w:w="60"/>
+              <w:right w:type="dxa" w:w="100"/>
+            </w:tcMar>
+          </w:tcPr>
+          <w:p>
+            <w:pPr>
+              <w:spacing w:after="40" w:before="40" w:line="240"/>
+            </w:pPr>
+            <w:r>
+              <w:rPr>
+                <w:b w:val="false"/>
+                <w:bCs w:val="false"/>
+                <w:i w:val="false"/>
+                <w:iCs w:val="false"/>
+                <w:color w:val="1A1A1A"/>
+                <w:sz w:val="24"/>
+                <w:szCs w:val="24"/>
+              </w:rPr>
+              <w:t xml:space="preserve">Policy revision, classification staff, and County Counsel.</w:t>
             </w:r>
           </w:p>
         </w:tc>
@@ -3422,6 +3538,117 @@
           <w:szCs w:val="24"/>
         </w:rPr>
         <w:t xml:space="preserve">Read its Before adoption page first: one open legal question has to go to County Counsel before any of it is relied on.</w:t>
+      </w:r>
+      <w:r>
+        <w:rPr>
+          <w:b w:val="false"/>
+          <w:bCs w:val="false"/>
+          <w:i/>
+          <w:iCs/>
+          <w:color w:val="1A1A1A"/>
+          <w:sz w:val="24"/>
+          <w:szCs w:val="24"/>
+        </w:rPr>
+        <w:t xml:space="preserve"/>
+      </w:r>
+    </w:p>
+    <w:p>
+      <w:pPr>
+        <w:pStyle w:val="Heading2"/>
+      </w:pPr>
+      <w:r>
+        <w:rPr>
+          <w:b/>
+          <w:bCs/>
+          <w:i w:val="false"/>
+          <w:iCs w:val="false"/>
+          <w:color w:val="1A1A1A"/>
+          <w:sz w:val="30"/>
+          <w:szCs w:val="30"/>
+        </w:rPr>
+        <w:t xml:space="preserve">Attachment I.  </w:t>
+      </w:r>
+      <w:r>
+        <w:rPr>
+          <w:b/>
+          <w:bCs/>
+          <w:i w:val="false"/>
+          <w:iCs w:val="false"/>
+          <w:color w:val="1A1A1A"/>
+          <w:sz w:val="30"/>
+          <w:szCs w:val="30"/>
+        </w:rPr>
+        <w:t xml:space="preserve">OO 1352, the provisions that change</w:t>
+      </w:r>
+    </w:p>
+    <w:p>
+      <w:pPr>
+        <w:spacing w:after="140" w:line="276"/>
+      </w:pPr>
+      <w:r>
+        <w:rPr>
+          <w:b w:val="false"/>
+          <w:bCs w:val="false"/>
+          <w:i w:val="false"/>
+          <w:iCs w:val="false"/>
+          <w:color w:val="1A1A1A"/>
+          <w:sz w:val="24"/>
+          <w:szCs w:val="24"/>
+        </w:rPr>
+        <w:t xml:space="preserve">The Classification order's amended provisions, shown as Word tracked changes the same way Attachment H shows OO 1453. Covers changes 1 and 6: rescinding the S-8 classification and its automatic single room rule, and separating the risk of being abusive from the risk of being victimised.</w:t>
+      </w:r>
+    </w:p>
+    <w:p>
+      <w:pPr>
+        <w:spacing w:after="160" w:line="268"/>
+      </w:pPr>
+      <w:r>
+        <w:rPr>
+          <w:b w:val="false"/>
+          <w:bCs w:val="false"/>
+          <w:i/>
+          <w:iCs/>
+          <w:color w:val="1A1A1A"/>
+          <w:sz w:val="24"/>
+          <w:szCs w:val="24"/>
+        </w:rPr>
+        <w:t xml:space="preserve"/>
+      </w:r>
+      <w:r>
+        <w:rPr>
+          <w:b/>
+          <w:bCs/>
+          <w:i/>
+          <w:iCs/>
+          <w:color w:val="1A1A1A"/>
+          <w:sz w:val="24"/>
+          <w:szCs w:val="24"/>
+        </w:rPr>
+        <w:t xml:space="preserve">This one is not the whole order, and Attachment H is.</w:t>
+      </w:r>
+      <w:r>
+        <w:rPr>
+          <w:b w:val="false"/>
+          <w:bCs w:val="false"/>
+          <w:i/>
+          <w:iCs/>
+          <w:color w:val="1A1A1A"/>
+          <w:sz w:val="24"/>
+          <w:szCs w:val="24"/>
+        </w:rPr>
+        <w:t xml:space="preserve"> OO 1352 runs to twelve pages. It was read in full, but the PDF did not survive, so only the provisions quoted at the time are held. Six provisions carry real redlines because their words are the order's. Two are marked as described rather than quoted, carry no redline, and state the required action instead. </w:t>
+      </w:r>
+      <w:r>
+        <w:rPr>
+          <w:b/>
+          <w:bCs/>
+          <w:i/>
+          <w:iCs/>
+          <w:color w:val="1A1A1A"/>
+          <w:sz w:val="24"/>
+          <w:szCs w:val="24"/>
+        </w:rPr>
+        <w:t xml:space="preserve">Upload the OO 1352 PDF again and a complete version can be built, the same way OO 1453 was.</w:t>
       </w:r>
       <w:r>
         <w:rPr>
@@ -3978,7 +4205,7 @@
           <w:sz w:val="24"/>
           <w:szCs w:val="24"/>
         </w:rPr>
-        <w:t xml:space="preserve">Generated from drafts/briefing-package.json by npm run package, from gap register Revision 11. Do not hand-edit.</w:t>
+        <w:t xml:space="preserve">Generated document, drawn from gap register Revision 11. This copy is regenerated from source; edits made here are not carried forward.</w:t>
       </w:r>
     </w:p>
     <w:sectPr>

--- a/deliverables/PREA_Briefing_Package.docx
+++ b/deliverables/PREA_Briefing_Package.docx
@@ -304,7 +304,7 @@
           <w:sz w:val="24"/>
           <w:szCs w:val="24"/>
         </w:rPr>
-        <w:t xml:space="preserve"> A designation, an assignment, and five documents the review asked for and has not received. Those are listed at the end.</w:t>
+        <w:t xml:space="preserve"> A designation, an assignment, and six documents the review asked for and has not received. Those are listed at the end.</w:t>
       </w:r>
     </w:p>
     <w:p>

--- a/deliverables/PREA_Briefing_Package.docx
+++ b/deliverables/PREA_Briefing_Package.docx
@@ -1811,7 +1811,7 @@
           <w:sz w:val="24"/>
           <w:szCs w:val="24"/>
         </w:rPr>
-        <w:t xml:space="preserve">Eight documents. Every one is generated from the register or from a single source file, so none is hand-maintained and none can drift out of step with the others. Do not edit them in Word: the next build overwrites the edit, and in the meantime the document is internally inconsistent. The one exception is Attachment H, which is meant to be worked on in Word: accepting and rejecting its tracked changes is the point of it, and that copy is the department's.</w:t>
+        <w:t xml:space="preserve">Nine documents. Every one is generated from the register or from a single source, so none is hand-maintained and none can drift out of step with the others. Do not edit them in Word: the next build overwrites the edit, and in the meantime the document is internally inconsistent. Two of them are exceptions, Attachments H and I, which are meant to be worked on in Word: accepting and rejecting their tracked changes is the point of them, and the copy saved afterwards is the department's.</w:t>
       </w:r>
     </w:p>
     <w:tbl>

--- a/deliverables/PREA_Briefing_Package.docx
+++ b/deliverables/PREA_Briefing_Package.docx
@@ -619,7 +619,7 @@
                 <w:sz w:val="24"/>
                 <w:szCs w:val="24"/>
               </w:rPr>
-              <w:t xml:space="preserve"> They settle whether our staffing finding is a real gap or a paperwork gap.</w:t>
+              <w:t xml:space="preserve"> They settle whether the staffing question is a real gap or a paperwork gap.</w:t>
             </w:r>
           </w:p>
           <w:p>
@@ -660,19 +660,19 @@
                 <w:sz w:val="24"/>
                 <w:szCs w:val="24"/>
               </w:rPr>
-              <w:t xml:space="preserve">Produce five documents:</w:t>
-            </w:r>
-            <w:r>
-              <w:rPr>
-                <w:b w:val="false"/>
-                <w:bCs w:val="false"/>
-                <w:i w:val="false"/>
-                <w:iCs w:val="false"/>
-                <w:color w:val="1A1A1A"/>
-                <w:sz w:val="24"/>
-                <w:szCs w:val="24"/>
-              </w:rPr>
-              <w:t xml:space="preserve"> the PREA Policy itself, OO 1354 on separation, the resident handbook, the hiring procedure, and the contractor and volunteer screening procedure. Some findings close on handing the document over, with nothing else to fix. The PREA Policy matters most: three of the written amendments are aimed at it, and until we see it those three are written against our best reconstruction of what it says rather than its real words.</w:t>
+              <w:t xml:space="preserve">Produce six documents:</w:t>
+            </w:r>
+            <w:r>
+              <w:rPr>
+                <w:b w:val="false"/>
+                <w:bCs w:val="false"/>
+                <w:i w:val="false"/>
+                <w:iCs w:val="false"/>
+                <w:color w:val="1A1A1A"/>
+                <w:sz w:val="24"/>
+                <w:szCs w:val="24"/>
+              </w:rPr>
+              <w:t xml:space="preserve"> the PREA Policy itself, OO 1352.5 on transgender and intersex youth, OO 1354 on separation, the resident handbook, the hiring procedure, and the contractor and volunteer screening procedure. Some findings close on handing the document over, with nothing else to fix. The PREA Policy matters most: three of the written amendments are aimed at it, and until we see it those three are written against our best reconstruction of what it says rather than its real words. OO 1352.5 is the cheapest of the six to act on, because one provision of it is the only thing we are asking to change.</w:t>
             </w:r>
           </w:p>
           <w:p>
@@ -1811,7 +1811,7 @@
           <w:sz w:val="24"/>
           <w:szCs w:val="24"/>
         </w:rPr>
-        <w:t xml:space="preserve">Nine documents. Every one is generated from the register or from a single source, so none is hand-maintained and none can drift out of step with the others. Do not edit them in Word: the next build overwrites the edit, and in the meantime the document is internally inconsistent. Two of them are exceptions, Attachments H and I, which are meant to be worked on in Word: accepting and rejecting their tracked changes is the point of them, and the copy saved afterwards is the department's.</w:t>
+        <w:t xml:space="preserve">Ten documents. Every one is generated from the register or from a single source, so none is hand-maintained and none can drift out of step with the others. Do not edit them in Word: the next build overwrites the edit, and in the meantime the document is internally inconsistent. Two of them are exceptions, Attachments H and I, which are meant to be worked on in Word: accepting and rejecting their tracked changes is the point of them, and the copy saved afterwards is the department's. Attachment J looks like those two and is not one of them: it carries no tracked changes, because the order it addresses has never been produced to the review and so none of its wording is held.</w:t>
       </w:r>
     </w:p>
     <w:tbl>
@@ -2999,6 +2999,122 @@
           </w:p>
         </w:tc>
       </w:tr>
+      <w:tr>
+        <w:tc>
+          <w:tcPr>
+            <w:tcW w:type="dxa" w:w="820"/>
+            <w:tcMar>
+              <w:top w:type="dxa" w:w="60"/>
+              <w:left w:type="dxa" w:w="100"/>
+              <w:bottom w:type="dxa" w:w="60"/>
+              <w:right w:type="dxa" w:w="100"/>
+            </w:tcMar>
+          </w:tcPr>
+          <w:p>
+            <w:pPr>
+              <w:spacing w:after="40" w:before="40" w:line="240"/>
+              <w:jc w:val="center"/>
+            </w:pPr>
+            <w:r>
+              <w:rPr>
+                <w:b w:val="false"/>
+                <w:bCs w:val="false"/>
+                <w:i w:val="false"/>
+                <w:iCs w:val="false"/>
+                <w:color w:val="1A1A1A"/>
+                <w:sz w:val="24"/>
+                <w:szCs w:val="24"/>
+              </w:rPr>
+              <w:t xml:space="preserve">J</w:t>
+            </w:r>
+          </w:p>
+        </w:tc>
+        <w:tc>
+          <w:tcPr>
+            <w:tcW w:type="dxa" w:w="3760"/>
+            <w:tcMar>
+              <w:top w:type="dxa" w:w="60"/>
+              <w:left w:type="dxa" w:w="100"/>
+              <w:bottom w:type="dxa" w:w="60"/>
+              <w:right w:type="dxa" w:w="100"/>
+            </w:tcMar>
+          </w:tcPr>
+          <w:p>
+            <w:pPr>
+              <w:spacing w:after="40" w:before="40" w:line="240"/>
+            </w:pPr>
+            <w:r>
+              <w:rPr>
+                <w:b w:val="false"/>
+                <w:bCs w:val="false"/>
+                <w:i w:val="false"/>
+                <w:iCs w:val="false"/>
+                <w:color w:val="1A1A1A"/>
+                <w:sz w:val="24"/>
+                <w:szCs w:val="24"/>
+              </w:rPr>
+              <w:t xml:space="preserve">OO 1352.5, citations and required actions</w:t>
+            </w:r>
+          </w:p>
+        </w:tc>
+        <w:tc>
+          <w:tcPr>
+            <w:tcW w:type="dxa" w:w="900"/>
+            <w:tcMar>
+              <w:top w:type="dxa" w:w="60"/>
+              <w:left w:type="dxa" w:w="100"/>
+              <w:bottom w:type="dxa" w:w="60"/>
+              <w:right w:type="dxa" w:w="100"/>
+            </w:tcMar>
+          </w:tcPr>
+          <w:p>
+            <w:pPr>
+              <w:spacing w:after="40" w:before="40" w:line="240"/>
+              <w:jc w:val="center"/>
+            </w:pPr>
+            <w:r>
+              <w:rPr>
+                <w:b w:val="false"/>
+                <w:bCs w:val="false"/>
+                <w:i w:val="false"/>
+                <w:iCs w:val="false"/>
+                <w:color w:val="1A1A1A"/>
+                <w:sz w:val="24"/>
+                <w:szCs w:val="24"/>
+              </w:rPr>
+              <w:t xml:space="preserve">182</w:t>
+            </w:r>
+          </w:p>
+        </w:tc>
+        <w:tc>
+          <w:tcPr>
+            <w:tcW w:type="dxa" w:w="4600"/>
+            <w:tcMar>
+              <w:top w:type="dxa" w:w="60"/>
+              <w:left w:type="dxa" w:w="100"/>
+              <w:bottom w:type="dxa" w:w="60"/>
+              <w:right w:type="dxa" w:w="100"/>
+            </w:tcMar>
+          </w:tcPr>
+          <w:p>
+            <w:pPr>
+              <w:spacing w:after="40" w:before="40" w:line="240"/>
+            </w:pPr>
+            <w:r>
+              <w:rPr>
+                <w:b w:val="false"/>
+                <w:bCs w:val="false"/>
+                <w:i w:val="false"/>
+                <w:iCs w:val="false"/>
+                <w:color w:val="1A1A1A"/>
+                <w:sz w:val="24"/>
+                <w:szCs w:val="24"/>
+              </w:rPr>
+              <w:t xml:space="preserve">Policy revision, and County Counsel.</w:t>
+            </w:r>
+          </w:p>
+        </w:tc>
+      </w:tr>
     </w:tbl>
     <w:p>
       <w:pPr>
@@ -3661,6 +3777,93 @@
           <w:szCs w:val="24"/>
         </w:rPr>
         <w:t xml:space="preserve"/>
+      </w:r>
+    </w:p>
+    <w:p>
+      <w:pPr>
+        <w:pStyle w:val="Heading2"/>
+      </w:pPr>
+      <w:r>
+        <w:rPr>
+          <w:b/>
+          <w:bCs/>
+          <w:i w:val="false"/>
+          <w:iCs w:val="false"/>
+          <w:color w:val="1A1A1A"/>
+          <w:sz w:val="30"/>
+          <w:szCs w:val="30"/>
+        </w:rPr>
+        <w:t xml:space="preserve">Attachment J.  </w:t>
+      </w:r>
+      <w:r>
+        <w:rPr>
+          <w:b/>
+          <w:bCs/>
+          <w:i w:val="false"/>
+          <w:iCs w:val="false"/>
+          <w:color w:val="1A1A1A"/>
+          <w:sz w:val="30"/>
+          <w:szCs w:val="30"/>
+        </w:rPr>
+        <w:t xml:space="preserve">OO 1352.5, citations and required actions</w:t>
+      </w:r>
+    </w:p>
+    <w:p>
+      <w:pPr>
+        <w:spacing w:after="140" w:line="276"/>
+      </w:pPr>
+      <w:r>
+        <w:rPr>
+          <w:b w:val="false"/>
+          <w:bCs w:val="false"/>
+          <w:i w:val="false"/>
+          <w:iCs w:val="false"/>
+          <w:color w:val="1A1A1A"/>
+          <w:sz w:val="24"/>
+          <w:szCs w:val="24"/>
+        </w:rPr>
+        <w:t xml:space="preserve">The thirteen provisions of the transgender and intersex order that bear on PREA, what each one does, and the action required. Twelve need no amendment and four exceed the federal standard. One provision, III.I, is the whole finding, and the replacement language for it is drafted here.</w:t>
+      </w:r>
+    </w:p>
+    <w:p>
+      <w:pPr>
+        <w:spacing w:after="160" w:line="268"/>
+      </w:pPr>
+      <w:r>
+        <w:rPr>
+          <w:b w:val="false"/>
+          <w:bCs w:val="false"/>
+          <w:i/>
+          <w:iCs/>
+          <w:color w:val="1A1A1A"/>
+          <w:sz w:val="24"/>
+          <w:szCs w:val="24"/>
+        </w:rPr>
+        <w:t xml:space="preserve"/>
+      </w:r>
+      <w:r>
+        <w:rPr>
+          <w:b/>
+          <w:bCs/>
+          <w:i/>
+          <w:iCs/>
+          <w:color w:val="1A1A1A"/>
+          <w:sz w:val="24"/>
+          <w:szCs w:val="24"/>
+        </w:rPr>
+        <w:t xml:space="preserve">This one is not a redline and shows no struck text.</w:t>
+      </w:r>
+      <w:r>
+        <w:rPr>
+          <w:b w:val="false"/>
+          <w:bCs w:val="false"/>
+          <w:i/>
+          <w:iCs/>
+          <w:color w:val="1A1A1A"/>
+          <w:sz w:val="24"/>
+          <w:szCs w:val="24"/>
+        </w:rPr>
+        <w:t xml:space="preserve"> OO 1352.5 has never been produced to the review, so its wording is not held and nothing here is a quotation. Produce the order and this becomes a tracked changes document built like Attachment H.</w:t>
       </w:r>
     </w:p>
     <w:p>

--- a/deliverables/PREA_Briefing_Package.docx
+++ b/deliverables/PREA_Briefing_Package.docx
@@ -304,7 +304,7 @@
           <w:sz w:val="24"/>
           <w:szCs w:val="24"/>
         </w:rPr>
-        <w:t xml:space="preserve"> A designation, an assignment, and six documents the review asked for and has not received. Those are listed at the end.</w:t>
+        <w:t xml:space="preserve"> A designation, an assignment, and seven documents the review asked for and has not received. Those are listed at the end.</w:t>
       </w:r>
     </w:p>
     <w:p>
@@ -4235,19 +4235,19 @@
           <w:sz w:val="24"/>
           <w:szCs w:val="24"/>
         </w:rPr>
-        <w:t xml:space="preserve">Six documents the review asked for and has not received.</w:t>
-      </w:r>
-      <w:r>
-        <w:rPr>
-          <w:b w:val="false"/>
-          <w:bCs w:val="false"/>
-          <w:i w:val="false"/>
-          <w:iCs w:val="false"/>
-          <w:color w:val="1A1A1A"/>
-          <w:sz w:val="24"/>
-          <w:szCs w:val="24"/>
-        </w:rPr>
-        <w:t xml:space="preserve"> Several findings may close on production rather than on any remediation, so producing them is the cheapest work available: the PREA Policy itself, the separation order OO 1354, the Resident Orientation Handbook, the hiring procedure, the contractor and volunteer screening procedure, and staffing rosters with post assignments.</w:t>
+        <w:t xml:space="preserve">Seven documents the review asked for and has not received.</w:t>
+      </w:r>
+      <w:r>
+        <w:rPr>
+          <w:b w:val="false"/>
+          <w:bCs w:val="false"/>
+          <w:i w:val="false"/>
+          <w:iCs w:val="false"/>
+          <w:color w:val="1A1A1A"/>
+          <w:sz w:val="24"/>
+          <w:szCs w:val="24"/>
+        </w:rPr>
+        <w:t xml:space="preserve"> Several findings may close on production rather than on any remediation, so producing them is the cheapest work available: the PREA Policy itself, OO 1352.5 on transgender and intersex youth, the separation order OO 1354, the Resident Orientation Handbook, the hiring procedure, the contractor and volunteer screening procedure, and staffing rosters with post assignments.</w:t>
       </w:r>
     </w:p>
     <w:p>
@@ -4293,7 +4293,31 @@
           <w:sz w:val="24"/>
           <w:szCs w:val="24"/>
         </w:rPr>
-        <w:t xml:space="preserve"> It carries three of the thirteen conflicts and it is the document three of the drafted amendments at Attachment B are written against, which is why those three rest on a reconstruction rather than on the order's real words.</w:t>
+        <w:t xml:space="preserve"> It carries three of the thirteen conflicts and it is the document three of the drafted amendments at Attachment B are written against, which is why those three rest on a reconstruction rather than on the order's real words. </w:t>
+      </w:r>
+      <w:r>
+        <w:rPr>
+          <w:b/>
+          <w:bCs/>
+          <w:i w:val="false"/>
+          <w:iCs w:val="false"/>
+          <w:color w:val="1A1A1A"/>
+          <w:sz w:val="24"/>
+          <w:szCs w:val="24"/>
+        </w:rPr>
+        <w:t xml:space="preserve">OO 1352.5 is the cheapest of them.</w:t>
+      </w:r>
+      <w:r>
+        <w:rPr>
+          <w:b w:val="false"/>
+          <w:bCs w:val="false"/>
+          <w:i w:val="false"/>
+          <w:iCs w:val="false"/>
+          <w:color w:val="1A1A1A"/>
+          <w:sz w:val="24"/>
+          <w:szCs w:val="24"/>
+        </w:rPr>
+        <w:t xml:space="preserve"> Attachment J sets out its provisions and the one amendment wanted, and producing the order turns that attachment into a redline like Attachment H.</w:t>
       </w:r>
     </w:p>
     <w:p>

--- a/deliverables/PREA_Briefing_Package.docx
+++ b/deliverables/PREA_Briefing_Package.docx
@@ -136,7 +136,7 @@
           <w:sz w:val="24"/>
           <w:szCs w:val="24"/>
         </w:rPr>
-        <w:t xml:space="preserve">Gap register Revision 11, 91 requirements assessed against 17 departmental documents.</w:t>
+        <w:t xml:space="preserve">Gap register Revision 11, 93 requirements assessed against 17 departmental documents.</w:t>
       </w:r>
     </w:p>
     <w:p>
@@ -304,7 +304,7 @@
           <w:sz w:val="24"/>
           <w:szCs w:val="24"/>
         </w:rPr>
-        <w:t xml:space="preserve"> A designation, an assignment, and seven documents the review asked for and has not received. Those are listed at the end.</w:t>
+        <w:t xml:space="preserve"> A designation, an assignment, and six documents the review asked for and has not received. Those are listed at the end.</w:t>
       </w:r>
     </w:p>
     <w:p>
@@ -660,19 +660,19 @@
                 <w:sz w:val="24"/>
                 <w:szCs w:val="24"/>
               </w:rPr>
-              <w:t xml:space="preserve">Produce six documents:</w:t>
-            </w:r>
-            <w:r>
-              <w:rPr>
-                <w:b w:val="false"/>
-                <w:bCs w:val="false"/>
-                <w:i w:val="false"/>
-                <w:iCs w:val="false"/>
-                <w:color w:val="1A1A1A"/>
-                <w:sz w:val="24"/>
-                <w:szCs w:val="24"/>
-              </w:rPr>
-              <w:t xml:space="preserve"> the PREA Policy itself, OO 1352.5 on transgender and intersex youth, OO 1354 on separation, the resident handbook, the hiring procedure, and the contractor and volunteer screening procedure. Some findings close on handing the document over, with nothing else to fix. The PREA Policy matters most: three of the written amendments are aimed at it, and until we see it those three are written against our best reconstruction of what it says rather than its real words. OO 1352.5 is the cheapest of the six to act on, because one provision of it is the only thing we are asking to change.</w:t>
+              <w:t xml:space="preserve">Produce five documents:</w:t>
+            </w:r>
+            <w:r>
+              <w:rPr>
+                <w:b w:val="false"/>
+                <w:bCs w:val="false"/>
+                <w:i w:val="false"/>
+                <w:iCs w:val="false"/>
+                <w:color w:val="1A1A1A"/>
+                <w:sz w:val="24"/>
+                <w:szCs w:val="24"/>
+              </w:rPr>
+              <w:t xml:space="preserve"> the PREA Policy itself, OO 1354 on separation, the resident handbook, the hiring procedure, and the contractor and volunteer screening procedure. Some findings close on handing the document over, with nothing else to fix. The PREA Policy matters most: three of the written amendments are aimed at it, and until we see it those three are written against our best reconstruction of what it says rather than its real words. OO 1352.5 came in on 10/30 and is the proof of what that buys: reading it turned a list of citations into a marked up order and found five things we had not recorded.</w:t>
             </w:r>
           </w:p>
           <w:p>
@@ -832,6 +832,59 @@
                 <w:szCs w:val="24"/>
               </w:rPr>
               <w:t xml:space="preserve"> instead of another round of patches, and put the two year review on a calendar.</w:t>
+            </w:r>
+          </w:p>
+          <w:p>
+            <w:pPr>
+              <w:spacing w:after="90" w:before="90" w:line="272"/>
+            </w:pPr>
+            <w:r>
+              <w:rPr>
+                <w:b/>
+                <w:bCs/>
+                <w:i w:val="false"/>
+                <w:iCs w:val="false"/>
+                <w:color w:val="1A1A1A"/>
+                <w:sz w:val="24"/>
+                <w:szCs w:val="24"/>
+              </w:rPr>
+              <w:t xml:space="preserve">9.  </w:t>
+            </w:r>
+            <w:r>
+              <w:rPr>
+                <w:b w:val="false"/>
+                <w:bCs w:val="false"/>
+                <w:i w:val="false"/>
+                <w:iCs w:val="false"/>
+                <w:color w:val="1A1A1A"/>
+                <w:sz w:val="24"/>
+                <w:szCs w:val="24"/>
+              </w:rPr>
+              <w:t xml:space="preserve"/>
+            </w:r>
+            <w:r>
+              <w:rPr>
+                <w:b/>
+                <w:bCs/>
+                <w:i w:val="false"/>
+                <w:iCs w:val="false"/>
+                <w:color w:val="1A1A1A"/>
+                <w:sz w:val="24"/>
+                <w:szCs w:val="24"/>
+              </w:rPr>
+              <w:t xml:space="preserve">Produce the two attachments to OO 1352.5:</w:t>
+            </w:r>
+            <w:r>
+              <w:rPr>
+                <w:b w:val="false"/>
+                <w:bCs w:val="false"/>
+                <w:i w:val="false"/>
+                <w:iCs w:val="false"/>
+                <w:color w:val="1A1A1A"/>
+                <w:sz w:val="24"/>
+                <w:szCs w:val="24"/>
+              </w:rPr>
+              <w:t xml:space="preserve"> the Identity Preference Form and the document titled Ensuring Fairness and Respect for the LGBTQI. The form is the instrument two provisions of that order run on, so what it asks the youth decides whether those provisions work.</w:t>
             </w:r>
           </w:p>
         </w:tc>
@@ -1324,7 +1377,7 @@
                 <w:sz w:val="24"/>
                 <w:szCs w:val="24"/>
               </w:rPr>
-              <w:t xml:space="preserve">39</w:t>
+              <w:t xml:space="preserve">40</w:t>
             </w:r>
           </w:p>
         </w:tc>
@@ -1383,7 +1436,7 @@
                 <w:sz w:val="24"/>
                 <w:szCs w:val="24"/>
               </w:rPr>
-              <w:t xml:space="preserve">41</w:t>
+              <w:t xml:space="preserve">43</w:t>
             </w:r>
           </w:p>
         </w:tc>
@@ -1468,7 +1521,7 @@
                 <w:sz w:val="24"/>
                 <w:szCs w:val="24"/>
               </w:rPr>
-              <w:t xml:space="preserve">16</w:t>
+              <w:t xml:space="preserve">17</w:t>
             </w:r>
           </w:p>
         </w:tc>
@@ -1811,7 +1864,7 @@
           <w:sz w:val="24"/>
           <w:szCs w:val="24"/>
         </w:rPr>
-        <w:t xml:space="preserve">Ten documents. Every one is generated from the register or from a single source, so none is hand-maintained and none can drift out of step with the others. Do not edit them in Word: the next build overwrites the edit, and in the meantime the document is internally inconsistent. Two of them are exceptions, Attachments H and I, which are meant to be worked on in Word: accepting and rejecting their tracked changes is the point of them, and the copy saved afterwards is the department's. Attachment J looks like those two and is not one of them: it carries no tracked changes, because the order it addresses has never been produced to the review and so none of its wording is held.</w:t>
+        <w:t xml:space="preserve">Ten documents. Every one is generated from the register or from a single source, so none is hand-maintained and none can drift out of step with the others. Do not edit them in Word: the next build overwrites the edit, and in the meantime the document is internally inconsistent. Three of them are exceptions, Attachments H, I and J, which are meant to be worked on in Word: accepting and rejecting their tracked changes is the point of them, and the copy saved afterwards is the department's. Attachment J joined them on 10/30, when the order it covers was produced.</w:t>
       </w:r>
     </w:p>
     <w:tbl>
@@ -2386,7 +2439,7 @@
                 <w:sz w:val="24"/>
                 <w:szCs w:val="24"/>
               </w:rPr>
-              <w:t xml:space="preserve">130</w:t>
+              <w:t xml:space="preserve">132</w:t>
             </w:r>
           </w:p>
         </w:tc>
@@ -2502,7 +2555,7 @@
                 <w:sz w:val="24"/>
                 <w:szCs w:val="24"/>
               </w:rPr>
-              <w:t xml:space="preserve">160</w:t>
+              <w:t xml:space="preserve">162</w:t>
             </w:r>
           </w:p>
         </w:tc>
@@ -2618,7 +2671,7 @@
                 <w:sz w:val="24"/>
                 <w:szCs w:val="24"/>
               </w:rPr>
-              <w:t xml:space="preserve">162</w:t>
+              <w:t xml:space="preserve">164</w:t>
             </w:r>
           </w:p>
         </w:tc>
@@ -2734,7 +2787,7 @@
                 <w:sz w:val="24"/>
                 <w:szCs w:val="24"/>
               </w:rPr>
-              <w:t xml:space="preserve">167</w:t>
+              <w:t xml:space="preserve">169</w:t>
             </w:r>
           </w:p>
         </w:tc>
@@ -2850,7 +2903,7 @@
                 <w:sz w:val="24"/>
                 <w:szCs w:val="24"/>
               </w:rPr>
-              <w:t xml:space="preserve">169</w:t>
+              <w:t xml:space="preserve">171</w:t>
             </w:r>
           </w:p>
         </w:tc>
@@ -2966,7 +3019,7 @@
                 <w:sz w:val="24"/>
                 <w:szCs w:val="24"/>
               </w:rPr>
-              <w:t xml:space="preserve">176</w:t>
+              <w:t xml:space="preserve">178</w:t>
             </w:r>
           </w:p>
         </w:tc>
@@ -3053,7 +3106,7 @@
                 <w:sz w:val="24"/>
                 <w:szCs w:val="24"/>
               </w:rPr>
-              <w:t xml:space="preserve">OO 1352.5, citations and required actions</w:t>
+              <w:t xml:space="preserve">OO 1352.5 with the fix marked</w:t>
             </w:r>
           </w:p>
         </w:tc>
@@ -3082,7 +3135,7 @@
                 <w:sz w:val="24"/>
                 <w:szCs w:val="24"/>
               </w:rPr>
-              <w:t xml:space="preserve">182</w:t>
+              <w:t xml:space="preserve">184</w:t>
             </w:r>
           </w:p>
         </w:tc>
@@ -3805,7 +3858,7 @@
           <w:sz w:val="30"/>
           <w:szCs w:val="30"/>
         </w:rPr>
-        <w:t xml:space="preserve">OO 1352.5, citations and required actions</w:t>
+        <w:t xml:space="preserve">OO 1352.5 with the fix marked</w:t>
       </w:r>
     </w:p>
     <w:p>
@@ -3822,7 +3875,7 @@
           <w:sz w:val="24"/>
           <w:szCs w:val="24"/>
         </w:rPr>
-        <w:t xml:space="preserve">The thirteen provisions of the transgender and intersex order that bear on PREA, what each one does, and the action required. Twelve need no amendment and four exceed the federal standard. One provision, III.I, is the whole finding, and the replacement language for it is drafted here.</w:t>
+        <w:t xml:space="preserve">The whole transgender and intersex order, four pages, with the single room rule at III.I struck and the replacement language inserted as real Word revisions. Six further findings from reading the order are recorded at the end and deliberately not amended.</w:t>
       </w:r>
     </w:p>
     <w:p>
@@ -3839,31 +3892,7 @@
           <w:sz w:val="24"/>
           <w:szCs w:val="24"/>
         </w:rPr>
-        <w:t xml:space="preserve"/>
-      </w:r>
-      <w:r>
-        <w:rPr>
-          <w:b/>
-          <w:bCs/>
-          <w:i/>
-          <w:iCs/>
-          <w:color w:val="1A1A1A"/>
-          <w:sz w:val="24"/>
-          <w:szCs w:val="24"/>
-        </w:rPr>
-        <w:t xml:space="preserve">This one is not a redline and shows no struck text.</w:t>
-      </w:r>
-      <w:r>
-        <w:rPr>
-          <w:b w:val="false"/>
-          <w:bCs w:val="false"/>
-          <w:i/>
-          <w:iCs/>
-          <w:color w:val="1A1A1A"/>
-          <w:sz w:val="24"/>
-          <w:szCs w:val="24"/>
-        </w:rPr>
-        <w:t xml:space="preserve"> OO 1352.5 has never been produced to the review, so its wording is not held and nothing here is a quotation. Produce the order and this becomes a tracked changes document built like Attachment H.</w:t>
+        <w:t xml:space="preserve">Produced on 10/30, which is what turned this attachment from a list of citations into a redline. Reading it confirmed every section number the review had carried and turned up five things the review had not recorded, including two subparagraphs on strip searches that cannot both be complied with.</w:t>
       </w:r>
     </w:p>
     <w:p>
@@ -4235,19 +4264,19 @@
           <w:sz w:val="24"/>
           <w:szCs w:val="24"/>
         </w:rPr>
-        <w:t xml:space="preserve">Seven documents the review asked for and has not received.</w:t>
-      </w:r>
-      <w:r>
-        <w:rPr>
-          <w:b w:val="false"/>
-          <w:bCs w:val="false"/>
-          <w:i w:val="false"/>
-          <w:iCs w:val="false"/>
-          <w:color w:val="1A1A1A"/>
-          <w:sz w:val="24"/>
-          <w:szCs w:val="24"/>
-        </w:rPr>
-        <w:t xml:space="preserve"> Several findings may close on production rather than on any remediation, so producing them is the cheapest work available: the PREA Policy itself, OO 1352.5 on transgender and intersex youth, the separation order OO 1354, the Resident Orientation Handbook, the hiring procedure, the contractor and volunteer screening procedure, and staffing rosters with post assignments.</w:t>
+        <w:t xml:space="preserve">Six documents the review asked for and has not received.</w:t>
+      </w:r>
+      <w:r>
+        <w:rPr>
+          <w:b w:val="false"/>
+          <w:bCs w:val="false"/>
+          <w:i w:val="false"/>
+          <w:iCs w:val="false"/>
+          <w:color w:val="1A1A1A"/>
+          <w:sz w:val="24"/>
+          <w:szCs w:val="24"/>
+        </w:rPr>
+        <w:t xml:space="preserve"> Several findings may close on production rather than on any remediation, so producing them is the cheapest work available: the PREA Policy itself, the separation order OO 1354, the Resident Orientation Handbook, the hiring procedure, the contractor and volunteer screening procedure, and staffing rosters with post assignments.</w:t>
       </w:r>
     </w:p>
     <w:p>
@@ -4293,31 +4322,7 @@
           <w:sz w:val="24"/>
           <w:szCs w:val="24"/>
         </w:rPr>
-        <w:t xml:space="preserve"> It carries three of the thirteen conflicts and it is the document three of the drafted amendments at Attachment B are written against, which is why those three rest on a reconstruction rather than on the order's real words. </w:t>
-      </w:r>
-      <w:r>
-        <w:rPr>
-          <w:b/>
-          <w:bCs/>
-          <w:i w:val="false"/>
-          <w:iCs w:val="false"/>
-          <w:color w:val="1A1A1A"/>
-          <w:sz w:val="24"/>
-          <w:szCs w:val="24"/>
-        </w:rPr>
-        <w:t xml:space="preserve">OO 1352.5 is the cheapest of them.</w:t>
-      </w:r>
-      <w:r>
-        <w:rPr>
-          <w:b w:val="false"/>
-          <w:bCs w:val="false"/>
-          <w:i w:val="false"/>
-          <w:iCs w:val="false"/>
-          <w:color w:val="1A1A1A"/>
-          <w:sz w:val="24"/>
-          <w:szCs w:val="24"/>
-        </w:rPr>
-        <w:t xml:space="preserve"> Attachment J sets out its provisions and the one amendment wanted, and producing the order turns that attachment into a redline like Attachment H.</w:t>
+        <w:t xml:space="preserve"> It carries three of the thirteen conflicts and it is the document three of the drafted amendments at Attachment B are written against, which is why those three rest on a reconstruction rather than on the order's real words.</w:t>
       </w:r>
     </w:p>
     <w:p>
